--- a/LF7_Adafruit_Demo/L298N/L298N_Motor_Control_Guide.docx
+++ b/LF7_Adafruit_Demo/L298N/L298N_Motor_Control_Guide.docx
@@ -87,6 +87,31 @@
           <w:szCs w:val="22"/>
         </w:rPr>
         <w:t xml:space="preserve">There are three Python scripts for controlling a DC motor via an L298N driver board connected to a Raspberry Pi. Choose the one that fits your situation:</w:t>
+      </w:r>
+    </w:p>
+    <w:p>
+      <w:pPr>
+        <w:spacing w:after="0" w:before="60"/>
+      </w:pPr>
+    </w:p>
+    <w:p>
+      <w:pPr>
+        <w:pBdr>
+          <w:left w:val="single" w:color="1F5C99" w:sz="12" w:space="8"/>
+        </w:pBdr>
+        <w:spacing w:after="80" w:before="80"/>
+        <w:ind w:left="360"/>
+      </w:pPr>
+      <w:r>
+        <w:rPr>
+          <w:rFonts w:ascii="Arial" w:cs="Arial" w:eastAsia="Arial" w:hAnsi="Arial"/>
+          <w:i/>
+          <w:iCs/>
+          <w:color w:val="555555"/>
+          <w:sz w:val="20"/>
+          <w:szCs w:val="20"/>
+        </w:rPr>
+        <w:t xml:space="preserve">All scripts use gpiozero, the current recommended GPIO library for Raspberry Pi OS. gpiozero handles pin setup, PWM and cleanup automatically. The older RPi.GPIO library is no longer actively developed and requires manual pin configuration, PWM setup and GPIO.cleanup() calls — gpiozero takes care of all of this for you.</w:t>
       </w:r>
     </w:p>
     <w:p>
